--- a/Contexto/Horus Monitoring v3.docx
+++ b/Contexto/Horus Monitoring v3.docx
@@ -251,22 +251,22 @@
     </w:p>
     <w:sdt>
       <w:sdtPr>
+        <w:rPr>
+          <w:rFonts w:eastAsiaTheme="minorHAnsi"/>
+          <w:b w:val="0"/>
+          <w:bCs w:val="0"/>
+          <w:kern w:val="2"/>
+          <w:sz w:val="24"/>
+          <w:szCs w:val="24"/>
+          <w:lang w:eastAsia="en-US"/>
+          <w14:ligatures w14:val="standardContextual"/>
+        </w:rPr>
         <w:id w:val="-1196697257"/>
         <w:docPartObj>
           <w:docPartGallery w:val="Table of Contents"/>
           <w:docPartUnique/>
         </w:docPartObj>
       </w:sdtPr>
-      <w:sdtEndPr>
-        <w:rPr>
-          <w:rFonts w:eastAsiaTheme="minorHAnsi"/>
-          <w:kern w:val="2"/>
-          <w:sz w:val="24"/>
-          <w:szCs w:val="24"/>
-          <w:lang w:eastAsia="en-US"/>
-          <w14:ligatures w14:val="standardContextual"/>
-        </w:rPr>
-      </w:sdtEndPr>
       <w:sdtContent>
         <w:p>
           <w:pPr>
@@ -2337,28 +2337,6 @@
         </w:p>
       </w:sdtContent>
     </w:sdt>
-    <w:p>
-      <w:pPr>
-        <w:rPr>
-          <w:sz w:val="20"/>
-          <w:szCs w:val="20"/>
-        </w:rPr>
-      </w:pPr>
-    </w:p>
-    <w:p>
-      <w:pPr>
-        <w:pStyle w:val="Sumrio1"/>
-        <w:tabs>
-          <w:tab w:val="right" w:leader="dot" w:pos="9060"/>
-        </w:tabs>
-        <w:rPr>
-          <w:noProof/>
-          <w:color w:val="467886" w:themeColor="hyperlink"/>
-          <w:u w:val="single"/>
-          <w:lang w:eastAsia="pt-BR"/>
-        </w:rPr>
-      </w:pPr>
-    </w:p>
     <w:p/>
     <w:p>
       <w:pPr>
@@ -2508,7 +2486,7 @@
           <w:noProof/>
         </w:rPr>
         <w:drawing>
-          <wp:inline distT="0" distB="0" distL="0" distR="0" wp14:anchorId="79D53042" wp14:editId="02A94114">
+          <wp:inline distT="0" distB="0" distL="0" distR="0" wp14:anchorId="79D53042" wp14:editId="4246F467">
             <wp:extent cx="5534660" cy="3825875"/>
             <wp:effectExtent l="0" t="0" r="8890" b="3175"/>
             <wp:docPr id="417717608" name="Imagem 5"/>
@@ -3889,7 +3867,7 @@
               </wp:anchor>
             </w:drawing>
           </mc:Choice>
-          <mc:Fallback xmlns:arto="http://schemas.microsoft.com/office/word/2006/arto" xmlns:a="http://schemas.openxmlformats.org/drawingml/2006/main" xmlns:pic="http://schemas.openxmlformats.org/drawingml/2006/picture" xmlns:a14="http://schemas.microsoft.com/office/drawing/2010/main">
+          <mc:Fallback xmlns:a14="http://schemas.microsoft.com/office/drawing/2010/main" xmlns:pic="http://schemas.openxmlformats.org/drawingml/2006/picture" xmlns:a="http://schemas.openxmlformats.org/drawingml/2006/main" xmlns:arto="http://schemas.microsoft.com/office/word/2006/arto">
             <w:pict>
               <v:rect id="Retângulo 7" style="position:absolute;margin-left:311.75pt;margin-top:75.6pt;width:99.2pt;height:19.85pt;z-index:251661312;visibility:visible;mso-wrap-style:square;mso-width-percent:0;mso-height-percent:0;mso-wrap-distance-left:9pt;mso-wrap-distance-top:0;mso-wrap-distance-right:9pt;mso-wrap-distance-bottom:0;mso-position-horizontal:absolute;mso-position-horizontal-relative:text;mso-position-vertical:absolute;mso-position-vertical-relative:text;mso-width-percent:0;mso-height-percent:0;mso-width-relative:margin;mso-height-relative:margin;v-text-anchor:middle" o:spid="_x0000_s1026" fillcolor="#45b0e1 [1940]" stroked="f" strokeweight="1.5pt" w14:anchorId="07B4DEAF" o:gfxdata="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">
                 <v:fill opacity="32896f"/>
@@ -3969,7 +3947,7 @@
               </wp:anchor>
             </w:drawing>
           </mc:Choice>
-          <mc:Fallback xmlns:arto="http://schemas.microsoft.com/office/word/2006/arto" xmlns:a="http://schemas.openxmlformats.org/drawingml/2006/main" xmlns:pic="http://schemas.openxmlformats.org/drawingml/2006/picture" xmlns:a14="http://schemas.microsoft.com/office/drawing/2010/main">
+          <mc:Fallback xmlns:a14="http://schemas.microsoft.com/office/drawing/2010/main" xmlns:pic="http://schemas.openxmlformats.org/drawingml/2006/picture" xmlns:a="http://schemas.openxmlformats.org/drawingml/2006/main" xmlns:arto="http://schemas.microsoft.com/office/word/2006/arto">
             <w:pict>
               <v:rect id="Retângulo 7" style="position:absolute;margin-left:141.25pt;margin-top:63pt;width:108.45pt;height:16.85pt;z-index:251659264;visibility:visible;mso-wrap-style:square;mso-wrap-distance-left:9pt;mso-wrap-distance-top:0;mso-wrap-distance-right:9pt;mso-wrap-distance-bottom:0;mso-position-horizontal:absolute;mso-position-horizontal-relative:text;mso-position-vertical:absolute;mso-position-vertical-relative:text;v-text-anchor:middle" o:spid="_x0000_s1026" fillcolor="#45b0e1 [1940]" stroked="f" strokeweight="1.5pt" w14:anchorId="070A92C7" o:gfxdata="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">
                 <v:fill opacity="32896f"/>
